--- a/translations/plh_facilitator_cw/pap/pap_Module 6 - Closing Session.docx
+++ b/translations/plh_facilitator_cw/pap/pap_Module 6 - Closing Session.docx
@@ -187,7 +187,7 @@
         <w:spacing w:after="200" w:line="360" w:lineRule="auto"/>
       </w:pPr>
       <w:r>
-        <w:t xml:space="preserve">Bo por duna ehèmpel di esaki: “Mi ta sintí mi ansioso. Mi ta sintié den mi skoudernan. Mi ta preokupá si mi tin sufisiente sèn e luna akí pa kuminda,” òf “Mi ta sintí mi orguyoso. Mi ta sintié den mi pechu. Mi a kasi kompletá e programa di Mayor Konektá!” </w:t>
+        <w:t xml:space="preserve">Bo por duna ehèmpel di esaki: “Mi ta sintí mi ansioso. Mi ta sintié den mi skoudernan. Mi ta preokupá si mi tin sufisiente sèn e luna akí pa kumpra kuminda,” òf “Mi ta sintí mi orguyoso. Mi ta sintié den mi pechu. Mi a kasi kompletá e programa di Mayor Konektá!” </w:t>
       </w:r>
     </w:p>
     <w:p>
@@ -276,7 +276,7 @@
         <w:spacing w:after="200" w:line="360" w:lineRule="auto"/>
       </w:pPr>
       <w:r>
-        <w:t xml:space="preserve">Laga e partisipantenan visualisá henter e programa dor di hala nan atenshon na momentunan importante, Tepnan di Mayor, Komponentenan Básiko i eksperensianan ku por a surgi:</w:t>
+        <w:t xml:space="preserve">Laga e partisipantenan visualisá henter e programa dor di hala nan atenshon na momentunan importante, Tepnan di Edukashon Familiar, Komponentenan Básiko i eksperensianan ku por a surgi:</w:t>
       </w:r>
     </w:p>
     <w:p>
@@ -352,7 +352,7 @@
         <w:ind w:left="1434" w:hanging="357"/>
       </w:pPr>
       <w:r>
-        <w:t xml:space="preserve">Pasa Tempu Abo ku bo Yu</w:t>
+        <w:t xml:space="preserve">Tempu-pa Abo-ku Bo yu</w:t>
       </w:r>
     </w:p>
     <w:p>
@@ -696,7 +696,7 @@
         <w:t xml:space="preserve">Tene na kuenta: </w:t>
       </w:r>
       <w:r>
-        <w:t xml:space="preserve">Pèrmití kada partisipante pa kompartí pero purba di tene e kompartimentu kòrtiku (1-2 minüt kada un). Abo tambe por traha un pintura i kompartí esaki!</w:t>
+        <w:t xml:space="preserve">Pèrmití kada partisipante pa kompartí pero purba di tene e momentu aki kòrtiku (1-2 minüt kada un). Abo tambe por traha un pintura i kompartí esaki!</w:t>
       </w:r>
     </w:p>
     <w:p>
@@ -2126,7 +2126,7 @@
       <w:bookmarkStart w:colFirst="0" w:colLast="0" w:name="_15phjt5" w:id="23"/>
       <w:bookmarkEnd w:id="23"/>
       <w:r>
-        <w:t xml:space="preserve">TAREANAN DI KAS KONTINUO </w:t>
+        <w:t xml:space="preserve">TAREANAN PA HASI NA KAS KONTINUO </w:t>
       </w:r>
     </w:p>
     <w:p>
@@ -2158,7 +2158,7 @@
         <w:spacing w:after="200" w:line="360" w:lineRule="auto"/>
       </w:pPr>
       <w:r>
-        <w:t xml:space="preserve">E tareanan di kas ta un manera ekselente pa mayornan keda konektá ku e programa dor di partisipá aktivamente den desaroyá relashonnan positivo.</w:t>
+        <w:t xml:space="preserve">E tareanan pa hasi na kas ta un manera ekselente pa mayornan keda konektá ku e programa dor di partisipá aktivamente den desaroyá relashonnan positivo.</w:t>
       </w:r>
     </w:p>
     <w:p>
@@ -2167,7 +2167,7 @@
         <w:spacing w:after="200" w:line="360" w:lineRule="auto"/>
       </w:pPr>
       <w:r>
-        <w:t xml:space="preserve">Mester enkurashá famianan pa rekompensá nan mes semper ku nan hasi un tarea di kas!</w:t>
+        <w:t xml:space="preserve">Mester enkurashá famianan pa rekompensá nan mes semper ku nan hasi e tarea pa hasi na kas!</w:t>
       </w:r>
     </w:p>
     <w:p>
@@ -2644,7 +2644,7 @@
         <w:spacing w:after="120" w:line="360" w:lineRule="auto"/>
       </w:pPr>
       <w:r>
-        <w:t xml:space="preserve">Reparti sertifikado di finalisashon na mayornan na final di e seshon. Esaki ta un simpel rekonosimentu pa nan logro di a finalisá e programa.</w:t>
+        <w:t xml:space="preserve">Reparti sertifikado di partisipashon na mayornan/edukadónan na final di e seshon. Esaki ta un simpel rekonosimentu pa nan logro di a finalisá e programa.</w:t>
       </w:r>
     </w:p>
     <w:p>
@@ -2690,7 +2690,7 @@
       <w:bookmarkStart w:colFirst="0" w:colLast="0" w:name="_1j4nfs6" w:id="28"/>
       <w:bookmarkEnd w:id="28"/>
       <w:r>
-        <w:t xml:space="preserve">CHÈK EMOSHONAL NA FINAL</w:t>
+        <w:t xml:space="preserve">CHEK EMOSHONAL NA FINAL</w:t>
       </w:r>
     </w:p>
     <w:p>

--- a/translations/plh_facilitator_cw/pap/pap_Module 6 - Closing Session.docx
+++ b/translations/plh_facilitator_cw/pap/pap_Module 6 - Closing Session.docx
@@ -352,7 +352,7 @@
         <w:ind w:left="1434" w:hanging="357"/>
       </w:pPr>
       <w:r>
-        <w:t xml:space="preserve">Tempu-pa Abo-ku Bo yu</w:t>
+        <w:t xml:space="preserve">Pasa Tempu-pa Abo-ku Bo yu</w:t>
       </w:r>
     </w:p>
     <w:p>
@@ -423,7 +423,7 @@
         <w:ind w:left="720" w:hanging="360"/>
       </w:pPr>
       <w:r>
-        <w:t xml:space="preserve">Puntra e partisipantenan pa pensa riba nan eksperenshanan di wak e vidionan, papia di tepnan durante seshonnan, i praktiká abilidatnan ku otro na kas.</w:t>
+        <w:t xml:space="preserve">Puntra e partisipantenan kon nan a eksperenshá e vidionan ku nan a wak, nan eksperensha di papia riba tepnan durante seshonnan, i nan praktiká di abilidatnan ku otro na kas.</w:t>
       </w:r>
     </w:p>
     <w:p>
@@ -623,7 +623,7 @@
         <w:spacing w:after="200" w:line="360" w:lineRule="auto"/>
       </w:pPr>
       <w:r>
-        <w:t xml:space="preserve">Despues di e refleho, parti papel i kosnan pa klùr pa e aktividat di arte. Pidi e partisipantenan pa pinta algu ku ta relashoná ku algun di e siguiente preguntanan:</w:t>
+        <w:t xml:space="preserve">Despues di e reflekshon, parti papel i kosnan pa klùr pa e aktividat di arte. Pidi e partisipantenan pa pinta algu ku ta relashoná ku algun di e siguiente preguntanan:</w:t>
       </w:r>
     </w:p>
     <w:p>
@@ -678,7 +678,7 @@
         <w:spacing w:after="200" w:line="360" w:lineRule="auto"/>
       </w:pPr>
       <w:r>
-        <w:t xml:space="preserve">Despues ku kada partisipante a kompartí, nan ta pone nan pintura meimei di e sírkulo komo si fuera nan ta duna un ofrenda na un kandela komun den e Kas di Sosten.</w:t>
+        <w:t xml:space="preserve">Despues ku kada partisipante a kompartí, nan ta pone nan pintura meimei di e sírkulo manera ku ta duna gratitut pa loke nan a logra den e Kas di Sosten.</w:t>
       </w:r>
     </w:p>
     <w:p>
@@ -736,7 +736,7 @@
         <w:spacing w:after="200" w:line="360" w:lineRule="auto"/>
       </w:pPr>
       <w:r>
-        <w:t xml:space="preserve">Na e punto akí den e seshon, e enfoke ta kambia pa futuro. E final di e programa por ta un momentu hopi emoshonal pa e partisipantenan. Hopi por sinti ansiedat ora ta trata e siguiente kapítulo di nan bida. Ta importante pa duna famianan algun sosten i enkurashá nan. </w:t>
+        <w:t xml:space="preserve">Na e punto akí den e seshon, e enfoke ta kambia pa futuro. E final di e programa por ta un momentu hopi emoshonal pa e partisipantenan. Hopi por sinti anshá ora ta trata e siguiente kapítulo di nan bida. Ta importante pa duna famianan algun sosten i enkurashá nan. </w:t>
       </w:r>
     </w:p>
     <w:p>
@@ -757,15 +757,15 @@
         </w:rPr>
       </w:pPr>
       <w:r>
-        <w:t xml:space="preserve">“Sòpi di Piedra” ta un kuenta tokante konstrukshon di un komunidat, ku bo ta kompartí ku e famianan pa yuda nan tuma responsabilidat di nan mes abilidatnan, konosementu i esun di e otro! </w:t>
-      </w:r>
-    </w:p>
-    <w:p>
-      <w:pPr>
-        <w:spacing w:after="200" w:line="360" w:lineRule="auto"/>
-      </w:pPr>
-      <w:r>
-        <w:t xml:space="preserve">Dependiendo di kuantu tempu tin disponibel i si tin un selebrashon separá planiá, bo por konta e historia akí durante e selebrashon di komunidat.</w:t>
+        <w:t xml:space="preserve">“Sòpi di Piedra” ta un kuenta tokante kon konstruí un komunidat, ku bo ta kompartí ku e famianan pa yuda nan tuma responsabilidat di nan mes abilidatnan, konosementu i esun di e otro! </w:t>
+      </w:r>
+    </w:p>
+    <w:p>
+      <w:pPr>
+        <w:spacing w:after="200" w:line="360" w:lineRule="auto"/>
+      </w:pPr>
+      <w:r>
+        <w:t xml:space="preserve">Ta dependé kuantu tempu bo tin disponibel i si tin un selebrashon separá planiá, bo por konta e historia akí durante e selebrashon di komunidat.</w:t>
       </w:r>
     </w:p>
     <w:p>
@@ -1301,7 +1301,7 @@
         </w:rPr>
       </w:pPr>
       <w:r>
-        <w:t xml:space="preserve">Kua ta algun di e ingredientenan ku nos tin den nos komunidat pa sigui sostené nos komo famianan?</w:t>
+        <w:t xml:space="preserve">Kua ta algun di e ingredientenan ku nos tin den nos komunidat pa sigui sostené nos komo famia?</w:t>
       </w:r>
     </w:p>
     <w:p>
@@ -1359,7 +1359,7 @@
         <w:ind w:left="714" w:hanging="357"/>
       </w:pPr>
       <w:r>
-        <w:t xml:space="preserve">Desishon tokante kon pa topa: 'Òn-line'? En persona? Si ta asina, unda i ki ora famianan por reuní?</w:t>
+        <w:t xml:space="preserve">Desishon tokante kon pa topa: 'On-line'? En persona? Si ta asina, unda i ki ora famianan por reuní?</w:t>
       </w:r>
     </w:p>
     <w:p>
@@ -2158,7 +2158,7 @@
         <w:spacing w:after="200" w:line="360" w:lineRule="auto"/>
       </w:pPr>
       <w:r>
-        <w:t xml:space="preserve">E tareanan pa hasi na kas ta un manera ekselente pa mayornan keda konektá ku e programa dor di partisipá aktivamente den desaroyá relashonnan positivo.</w:t>
+        <w:t xml:space="preserve">E tareanan pa hasi na kas ta un manera ekselente pa mayornan/edukadónan keda konektá ku e programa dor di partisipá aktivamente den desaroyá relashonnan positivo.</w:t>
       </w:r>
     </w:p>
     <w:p>
@@ -2198,7 +2198,7 @@
         <w:rPr>
           <w:b w:val="1"/>
         </w:rPr>
-        <w:t xml:space="preserve">tempu abo ku bo yu</w:t>
+        <w:t xml:space="preserve">Tempu-pa Abo-ku Bo yu</w:t>
       </w:r>
       <w:r>
         <w:t xml:space="preserve"> tur dia.</w:t>
@@ -2663,7 +2663,7 @@
         <w:spacing w:after="120" w:line="360" w:lineRule="auto"/>
       </w:pPr>
       <w:r>
-        <w:t xml:space="preserve">Mayornan ta tuma turno pa elogiá otro. Enkurashá partisipantenan pa hasi kontakto visual i usa nòmber di otro partisipantenan.</w:t>
+        <w:t xml:space="preserve">Mayornan/Edukadónan ta tuma turno pa elogiá otro. Enkurashá partisipantenan pa hasi kontakto visual i usa nòmber di otro partisipantenan.</w:t>
       </w:r>
     </w:p>
     <w:p>
@@ -2718,7 +2718,7 @@
         <w:pStyle w:val="P68B1DB1-Normal3"/>
       </w:pPr>
       <w:r>
-        <w:t xml:space="preserve">Gradisí i elogiá e famianan pa nan kompromiso pa traha huntu riba relashonnan yen di amor i kuido!</w:t>
+        <w:t xml:space="preserve">Gradisí i elogiá e famianan pa nan kompromiso pa traha huntu riba relashonnan yen di amor i kariño!</w:t>
       </w:r>
     </w:p>
     <w:sectPr>
